--- a/docs/visites-guidees/dolmabahce.docx
+++ b/docs/visites-guidees/dolmabahce.docx
@@ -11,23 +11,7 @@
           <w:b/>
           <w:bCs/>
         </w:rPr>
-        <w:t xml:space="preserve">Guide audio — Palais de </w:t>
-      </w:r>
-      <w:proofErr w:type="spellStart"/>
-      <w:r>
-        <w:rPr>
-          <w:b/>
-          <w:bCs/>
-        </w:rPr>
-        <w:t>Dolmabahçe</w:t>
-      </w:r>
-      <w:proofErr w:type="spellEnd"/>
-      <w:r>
-        <w:rPr>
-          <w:b/>
-          <w:bCs/>
-        </w:rPr>
-        <w:t>, Istanbul</w:t>
+        <w:t>Guide audio — Palais de Dolmabahçe, Istanbul</w:t>
       </w:r>
     </w:p>
     <w:p>
@@ -45,18 +29,6 @@
     </w:p>
     <w:p>
       <w:pPr>
-        <w:spacing w:after="120"/>
-      </w:pPr>
-      <w:r>
-        <w:rPr>
-          <w:sz w:val="28"/>
-          <w:szCs w:val="28"/>
-        </w:rPr>
-        <w:t>🎧</w:t>
-      </w:r>
-    </w:p>
-    <w:p>
-      <w:pPr>
         <w:pStyle w:val="Titre1"/>
         <w:spacing w:before="200" w:after="120"/>
       </w:pPr>
@@ -69,31 +41,27 @@
       </w:r>
     </w:p>
     <w:p>
-      <w:pPr>
-        <w:spacing w:after="120"/>
-      </w:pPr>
-      <w:r>
-        <w:rPr>
-          <w:sz w:val="28"/>
-          <w:szCs w:val="28"/>
+      <w:r>
+        <w:t>[</w:t>
+      </w:r>
+      <w:r>
+        <w:rPr>
+          <w:rFonts w:ascii="Segoe UI Emoji" w:hAnsi="Segoe UI Emoji" w:cs="Segoe UI Emoji"/>
         </w:rPr>
         <w:t>🎧</w:t>
       </w:r>
-    </w:p>
-    <w:p>
-      <w:pPr>
-        <w:spacing w:after="200"/>
-      </w:pPr>
-      <w:r>
+      <w:r>
+        <w:t>]</w:t>
+      </w:r>
+    </w:p>
+    <w:p>
+      <w:pPr>
+        <w:spacing w:after="200"/>
         <w:rPr>
           <w:i/>
           <w:iCs/>
         </w:rPr>
-        <w:t>[Ambiance : clapotis du Bosphore, cris de mouettes, léger bruit de circulation lointaine]</w:t>
-      </w:r>
-      <w:r>
-        <w:t xml:space="preserve"> </w:t>
-      </w:r>
+      </w:pPr>
     </w:p>
     <w:p>
       <w:pPr>
@@ -107,25 +75,11 @@
           <w:b/>
           <w:bCs/>
         </w:rPr>
-        <w:t xml:space="preserve">palais de </w:t>
-      </w:r>
-      <w:proofErr w:type="spellStart"/>
-      <w:r>
-        <w:rPr>
-          <w:b/>
-          <w:bCs/>
-        </w:rPr>
-        <w:t>Dolmabahçe</w:t>
-      </w:r>
-      <w:proofErr w:type="spellEnd"/>
-      <w:r>
-        <w:t xml:space="preserve">, posé au bord du Bosphore, sur la rive européenne d'Istanbul. Si vous venez de visiter Sainte-Sophie ou la </w:t>
-      </w:r>
-      <w:proofErr w:type="spellStart"/>
-      <w:r>
-        <w:t>Süleymaniye</w:t>
-      </w:r>
-      <w:proofErr w:type="spellEnd"/>
+        <w:t>palais de Dolmabahçe</w:t>
+      </w:r>
+      <w:r>
+        <w:t>, posé au bord du Bosphore, sur la rive européenne d'Istanbul. Si vous venez de visiter Sainte-Sophie ou la Süleymaniye</w:t>
+      </w:r>
       <w:r>
         <w:t>, préparez-vous à un choc : ici, plus aucune coupole ottomane, plus aucun minaret dominant l'horizon. À la place : des façades de marbre blanc, des colonnes néoclassiques, des balustrades sculptées. On dirait presque un palais européen égaré sur le Bosphore — et c'est exactement l'effet recherché.</w:t>
       </w:r>
@@ -137,7 +91,6 @@
       <w:r>
         <w:t xml:space="preserve">Le nom </w:t>
       </w:r>
-      <w:proofErr w:type="spellStart"/>
       <w:r>
         <w:rPr>
           <w:i/>
@@ -145,7 +98,6 @@
         </w:rPr>
         <w:t>Dolmabahçe</w:t>
       </w:r>
-      <w:proofErr w:type="spellEnd"/>
       <w:r>
         <w:t xml:space="preserve"> signifie littéralement « jardin comblé ». À l'origine, c'était une baie du Bosphore où l'on raconte que la flotte ottomane jetait l'ancre ; elle fut remblayée au XVIIe siècle pour créer des jardins impériaux, avant qu'on y bâtisse, deux siècles plus tard, ce palais.</w:t>
       </w:r>
@@ -153,6 +105,66 @@
     <w:p>
       <w:pPr>
         <w:spacing w:after="200"/>
+        <w:jc w:val="center"/>
+      </w:pPr>
+      <w:r>
+        <w:rPr>
+          <w:noProof/>
+        </w:rPr>
+        <w:drawing>
+          <wp:inline distT="0" distB="0" distL="0" distR="0" wp14:anchorId="2CB1D17C" wp14:editId="3DE094BA">
+            <wp:extent cx="5091244" cy="2773680"/>
+            <wp:effectExtent l="0" t="0" r="0" b="7620"/>
+            <wp:docPr id="1766695459" name="Image 1" descr="Image illustrative de l’article Palais de Dolmabahçe"/>
+            <wp:cNvGraphicFramePr>
+              <a:graphicFrameLocks xmlns:a="http://schemas.openxmlformats.org/drawingml/2006/main" noChangeAspect="1"/>
+            </wp:cNvGraphicFramePr>
+            <a:graphic xmlns:a="http://schemas.openxmlformats.org/drawingml/2006/main">
+              <a:graphicData uri="http://schemas.openxmlformats.org/drawingml/2006/picture">
+                <pic:pic xmlns:pic="http://schemas.openxmlformats.org/drawingml/2006/picture">
+                  <pic:nvPicPr>
+                    <pic:cNvPr id="0" name="Picture 1" descr="Image illustrative de l’article Palais de Dolmabahçe"/>
+                    <pic:cNvPicPr>
+                      <a:picLocks noChangeAspect="1" noChangeArrowheads="1"/>
+                    </pic:cNvPicPr>
+                  </pic:nvPicPr>
+                  <pic:blipFill>
+                    <a:blip r:embed="rId5">
+                      <a:extLst>
+                        <a:ext uri="{28A0092B-C50C-407E-A947-70E740481C1C}">
+                          <a14:useLocalDpi xmlns:a14="http://schemas.microsoft.com/office/drawing/2010/main" val="0"/>
+                        </a:ext>
+                      </a:extLst>
+                    </a:blip>
+                    <a:srcRect/>
+                    <a:stretch>
+                      <a:fillRect/>
+                    </a:stretch>
+                  </pic:blipFill>
+                  <pic:spPr bwMode="auto">
+                    <a:xfrm>
+                      <a:off x="0" y="0"/>
+                      <a:ext cx="5098295" cy="2777521"/>
+                    </a:xfrm>
+                    <a:prstGeom prst="rect">
+                      <a:avLst/>
+                    </a:prstGeom>
+                    <a:noFill/>
+                    <a:ln>
+                      <a:noFill/>
+                    </a:ln>
+                  </pic:spPr>
+                </pic:pic>
+              </a:graphicData>
+            </a:graphic>
+          </wp:inline>
+        </w:drawing>
+      </w:r>
+    </w:p>
+    <w:p>
+      <w:pPr>
+        <w:spacing w:after="200"/>
+        <w:ind w:left="708" w:firstLine="708"/>
       </w:pPr>
       <w:r>
         <w:rPr>
@@ -160,25 +172,15 @@
           <w:iCs/>
           <w:color w:val="888888"/>
         </w:rPr>
-        <w:t xml:space="preserve">[PHOTO À INSÉRER — façade du palais de </w:t>
-      </w:r>
-      <w:proofErr w:type="spellStart"/>
+        <w:t>F</w:t>
+      </w:r>
       <w:r>
         <w:rPr>
           <w:i/>
           <w:iCs/>
           <w:color w:val="888888"/>
         </w:rPr>
-        <w:t>Dolmabahçe</w:t>
-      </w:r>
-      <w:proofErr w:type="spellEnd"/>
-      <w:r>
-        <w:rPr>
-          <w:i/>
-          <w:iCs/>
-          <w:color w:val="888888"/>
-        </w:rPr>
-        <w:t xml:space="preserve"> vue depuis le Bosphore]</w:t>
+        <w:t>açade du palais de Dolmabahçe vue depuis le Bosphore</w:t>
       </w:r>
     </w:p>
     <w:p>
@@ -206,22 +208,18 @@
         <w:t>Balyan</w:t>
       </w:r>
       <w:r>
-        <w:t xml:space="preserve"> — Garabet Balyan et son fils </w:t>
-      </w:r>
-      <w:proofErr w:type="spellStart"/>
-      <w:r>
-        <w:t>Nigoğayos</w:t>
-      </w:r>
-      <w:proofErr w:type="spellEnd"/>
-      <w:r>
-        <w:t xml:space="preserve"> —, dure treize ans, de 1843 à 1856.</w:t>
-      </w:r>
-    </w:p>
-    <w:p>
-      <w:pPr>
-        <w:spacing w:after="200"/>
-      </w:pPr>
-      <w:r>
+        <w:t xml:space="preserve"> — Garabet Balyan et son fils Nigoğayos —, dure treize ans, de 1843 à 1856.</w:t>
+      </w:r>
+    </w:p>
+    <w:p>
+      <w:pPr>
+        <w:spacing w:after="200"/>
+      </w:pPr>
+      <w:r>
+        <w:rPr>
+          <w:noProof/>
+        </w:rPr>
+        <w:lastRenderedPageBreak/>
         <w:drawing>
           <wp:inline distT="0" distB="0" distL="0" distR="0" wp14:anchorId="45C977D0" wp14:editId="1F8FB241">
             <wp:extent cx="5731510" cy="2475230"/>
@@ -238,7 +236,7 @@
                     <pic:cNvPicPr/>
                   </pic:nvPicPr>
                   <pic:blipFill>
-                    <a:blip r:embed="rId5"/>
+                    <a:blip r:embed="rId6"/>
                     <a:stretch>
                       <a:fillRect/>
                     </a:stretch>
@@ -264,27 +262,24 @@
         <w:spacing w:after="200"/>
       </w:pPr>
       <w:r>
-        <w:t xml:space="preserve">Le résultat mélange sans complexe les styles baroque, rococo et </w:t>
-      </w:r>
-      <w:proofErr w:type="gramStart"/>
-      <w:r>
-        <w:t>néoclassique européens</w:t>
-      </w:r>
-      <w:proofErr w:type="gramEnd"/>
+        <w:t>Le résultat mélange sans complexe les styles baroque, rococo et néoclassique européens</w:t>
+      </w:r>
       <w:r>
         <w:t xml:space="preserve"> avec des éléments ottomans traditionnels. Le chantier coûta environ cinq millions de livres-or de l'époque — près d'un quart des recettes fiscales annuelles de l'empire. Un luxe à crédit, en quelque sorte : cette dépense a contribué à l'affaiblissement financier de l'Empire ottoman dans la seconde moitié du XIXe siècle.</w:t>
       </w:r>
     </w:p>
     <w:p>
-      <w:pPr>
-        <w:spacing w:after="120"/>
-      </w:pPr>
-      <w:r>
-        <w:rPr>
-          <w:sz w:val="28"/>
-          <w:szCs w:val="28"/>
+      <w:r>
+        <w:t>[</w:t>
+      </w:r>
+      <w:r>
+        <w:rPr>
+          <w:rFonts w:ascii="Segoe UI Emoji" w:hAnsi="Segoe UI Emoji" w:cs="Segoe UI Emoji"/>
         </w:rPr>
         <w:t>🎧</w:t>
+      </w:r>
+      <w:r>
+        <w:t>]</w:t>
       </w:r>
     </w:p>
     <w:p>
@@ -301,16 +296,17 @@
       </w:r>
     </w:p>
     <w:p>
-      <w:pPr>
-        <w:spacing w:after="120"/>
-      </w:pPr>
-      <w:r>
-        <w:rPr>
-          <w:sz w:val="28"/>
-          <w:szCs w:val="28"/>
-        </w:rPr>
-        <w:lastRenderedPageBreak/>
+      <w:r>
+        <w:t>[</w:t>
+      </w:r>
+      <w:r>
+        <w:rPr>
+          <w:rFonts w:ascii="Segoe UI Emoji" w:hAnsi="Segoe UI Emoji" w:cs="Segoe UI Emoji"/>
+        </w:rPr>
         <w:t>🎧</w:t>
+      </w:r>
+      <w:r>
+        <w:t>]</w:t>
       </w:r>
     </w:p>
     <w:p>
@@ -367,7 +363,7 @@
                     </pic:cNvPicPr>
                   </pic:nvPicPr>
                   <pic:blipFill>
-                    <a:blip r:embed="rId6">
+                    <a:blip r:embed="rId7">
                       <a:extLst>
                         <a:ext uri="{28A0092B-C50C-407E-A947-70E740481C1C}">
                           <a14:useLocalDpi xmlns:a14="http://schemas.microsoft.com/office/drawing/2010/main" val="0"/>
@@ -425,6 +421,7 @@
         <w:rPr>
           <w:noProof/>
         </w:rPr>
+        <w:lastRenderedPageBreak/>
         <w:drawing>
           <wp:inline distT="0" distB="0" distL="0" distR="0" wp14:anchorId="0D64FCB7" wp14:editId="16FCF1AF">
             <wp:extent cx="4000818" cy="2999949"/>
@@ -443,7 +440,7 @@
                     </pic:cNvPicPr>
                   </pic:nvPicPr>
                   <pic:blipFill>
-                    <a:blip r:embed="rId7" cstate="print">
+                    <a:blip r:embed="rId8" cstate="print">
                       <a:extLst>
                         <a:ext uri="{28A0092B-C50C-407E-A947-70E740481C1C}">
                           <a14:useLocalDpi xmlns:a14="http://schemas.microsoft.com/office/drawing/2010/main" val="0"/>
@@ -509,7 +506,7 @@
                     </pic:cNvPicPr>
                   </pic:nvPicPr>
                   <pic:blipFill rotWithShape="1">
-                    <a:blip r:embed="rId8" cstate="print">
+                    <a:blip r:embed="rId9" cstate="print">
                       <a:extLst>
                         <a:ext uri="{28A0092B-C50C-407E-A947-70E740481C1C}">
                           <a14:useLocalDpi xmlns:a14="http://schemas.microsoft.com/office/drawing/2010/main" val="0"/>
@@ -552,6 +549,20 @@
       </w:pPr>
     </w:p>
     <w:p>
+      <w:r>
+        <w:t>[</w:t>
+      </w:r>
+      <w:r>
+        <w:rPr>
+          <w:rFonts w:ascii="Segoe UI Emoji" w:hAnsi="Segoe UI Emoji" w:cs="Segoe UI Emoji"/>
+        </w:rPr>
+        <w:t>🎧</w:t>
+      </w:r>
+      <w:r>
+        <w:t>]</w:t>
+      </w:r>
+    </w:p>
+    <w:p>
       <w:pPr>
         <w:spacing w:after="120"/>
         <w:rPr>
@@ -559,22 +570,6 @@
           <w:szCs w:val="28"/>
         </w:rPr>
       </w:pPr>
-      <w:r>
-        <w:rPr>
-          <w:sz w:val="28"/>
-          <w:szCs w:val="28"/>
-        </w:rPr>
-        <w:t>🎧</w:t>
-      </w:r>
-    </w:p>
-    <w:p>
-      <w:pPr>
-        <w:spacing w:after="120"/>
-        <w:rPr>
-          <w:sz w:val="28"/>
-          <w:szCs w:val="28"/>
-        </w:rPr>
-      </w:pPr>
     </w:p>
     <w:p>
       <w:pPr>
@@ -594,21 +589,19 @@
       </w:r>
     </w:p>
     <w:p>
-      <w:pPr>
-        <w:spacing w:after="120"/>
-        <w:rPr>
-          <w:sz w:val="28"/>
-          <w:szCs w:val="28"/>
-        </w:rPr>
-      </w:pPr>
+      <w:r>
+        <w:lastRenderedPageBreak/>
+        <w:t>[</w:t>
+      </w:r>
       <w:r>
         <w:rPr>
           <w:rFonts w:ascii="Segoe UI Emoji" w:hAnsi="Segoe UI Emoji" w:cs="Segoe UI Emoji"/>
-          <w:sz w:val="28"/>
-          <w:szCs w:val="28"/>
         </w:rPr>
         <w:t>🎧</w:t>
       </w:r>
+      <w:r>
+        <w:t>]</w:t>
+      </w:r>
     </w:p>
     <w:p/>
     <w:p>
@@ -616,15 +609,7 @@
         <w:spacing w:after="200"/>
       </w:pPr>
       <w:r>
-        <w:t xml:space="preserve">Avant d'entrer dans le palais lui-même, prenez le temps de traverser les jardins qui l'entourent. Contrairement aux jardins des palais européens, ceux de </w:t>
-      </w:r>
-      <w:proofErr w:type="spellStart"/>
-      <w:r>
-        <w:t>Dolmabahçe</w:t>
-      </w:r>
-      <w:proofErr w:type="spellEnd"/>
-      <w:r>
-        <w:t xml:space="preserve"> sont volontairement resserrés : la pente raide qui borde le site à l'ouest ne laissait que peu d'espace, si bien que les jardiniers ont privilégié la densité plutôt que l'étendue — parterres géométriques, bassins, fontaines de marbre et essences rares importées d'Europe, le tout organisé pour offrir, depuis presque chaque allée, un cadrage soigné sur le Bosphore. C'est là, dans ces jardins un peu contraints par la géographie, que la cour ottomane venait autrefois chercher un peu de l'air et de la lumière que l'intérieur doré du palais, si spectaculaire soit-il, ne pouvait pas offrir.</w:t>
+        <w:t>Avant d'entrer dans le palais lui-même, prenez le temps de traverser les jardins qui l'entourent. Contrairement aux jardins des palais européens, ceux de Dolmabahçe sont volontairement resserrés : la pente raide qui borde le site à l'ouest ne laissait que peu d'espace, si bien que les jardiniers ont privilégié la densité plutôt que l'étendue — parterres géométriques, bassins, fontaines de marbre et essences rares importées d'Europe, le tout organisé pour offrir, depuis presque chaque allée, un cadrage soigné sur le Bosphore. C'est là, dans ces jardins un peu contraints par la géographie, que la cour ottomane venait autrefois chercher un peu de l'air et de la lumière que l'intérieur doré du palais, si spectaculaire soit-il, ne pouvait pas offrir.</w:t>
       </w:r>
     </w:p>
     <w:p>
@@ -653,7 +638,7 @@
                     </pic:cNvPicPr>
                   </pic:nvPicPr>
                   <pic:blipFill>
-                    <a:blip r:embed="rId9" cstate="print">
+                    <a:blip r:embed="rId10" cstate="print">
                       <a:extLst>
                         <a:ext uri="{28A0092B-C50C-407E-A947-70E740481C1C}">
                           <a14:useLocalDpi xmlns:a14="http://schemas.microsoft.com/office/drawing/2010/main" val="0"/>
@@ -733,6 +718,7 @@
         <w:rPr>
           <w:noProof/>
         </w:rPr>
+        <w:lastRenderedPageBreak/>
         <w:drawing>
           <wp:inline distT="0" distB="0" distL="0" distR="0" wp14:anchorId="7318DB69" wp14:editId="75596952">
             <wp:extent cx="4208585" cy="3157138"/>
@@ -751,7 +737,7 @@
                     </pic:cNvPicPr>
                   </pic:nvPicPr>
                   <pic:blipFill>
-                    <a:blip r:embed="rId10" cstate="print">
+                    <a:blip r:embed="rId11" cstate="print">
                       <a:extLst>
                         <a:ext uri="{28A0092B-C50C-407E-A947-70E740481C1C}">
                           <a14:useLocalDpi xmlns:a14="http://schemas.microsoft.com/office/drawing/2010/main" val="0"/>
@@ -824,16 +810,18 @@
       </w:r>
     </w:p>
     <w:p>
-      <w:pPr>
-        <w:spacing w:after="120"/>
-      </w:pPr>
-      <w:r>
-        <w:rPr>
-          <w:sz w:val="28"/>
-          <w:szCs w:val="28"/>
+      <w:r>
+        <w:t>[</w:t>
+      </w:r>
+      <w:r>
+        <w:rPr>
+          <w:rFonts w:ascii="Segoe UI Emoji" w:hAnsi="Segoe UI Emoji" w:cs="Segoe UI Emoji"/>
         </w:rPr>
         <w:t>🎧</w:t>
       </w:r>
+      <w:r>
+        <w:t>]</w:t>
+      </w:r>
     </w:p>
     <w:p>
       <w:pPr>
@@ -842,7 +830,6 @@
       <w:r>
         <w:t xml:space="preserve">Vous entrez maintenant dans le </w:t>
       </w:r>
-      <w:proofErr w:type="spellStart"/>
       <w:r>
         <w:rPr>
           <w:b/>
@@ -850,7 +837,6 @@
         </w:rPr>
         <w:t>Selamlık</w:t>
       </w:r>
-      <w:proofErr w:type="spellEnd"/>
       <w:r>
         <w:t>, la partie officielle et masculine du palais, réservée autrefois aux affaires d'État et aux réceptions. C'est la partie la plus somptueuse de la visite.</w:t>
       </w:r>
@@ -891,6 +877,7 @@
         <w:rPr>
           <w:noProof/>
         </w:rPr>
+        <w:lastRenderedPageBreak/>
         <w:drawing>
           <wp:inline distT="0" distB="0" distL="0" distR="0" wp14:anchorId="487FF895" wp14:editId="35A77C54">
             <wp:extent cx="2797513" cy="3443117"/>
@@ -909,7 +896,7 @@
                     </pic:cNvPicPr>
                   </pic:nvPicPr>
                   <pic:blipFill>
-                    <a:blip r:embed="rId11" cstate="print">
+                    <a:blip r:embed="rId12" cstate="print">
                       <a:extLst>
                         <a:ext uri="{28A0092B-C50C-407E-A947-70E740481C1C}">
                           <a14:useLocalDpi xmlns:a14="http://schemas.microsoft.com/office/drawing/2010/main" val="0"/>
@@ -975,7 +962,6 @@
       <w:r>
         <w:t xml:space="preserve">, qui apparaissent discrètement dans le décor du grand hall d'accueil, le </w:t>
       </w:r>
-      <w:proofErr w:type="spellStart"/>
       <w:r>
         <w:rPr>
           <w:b/>
@@ -983,21 +969,22 @@
         </w:rPr>
         <w:t>Medhal</w:t>
       </w:r>
-      <w:proofErr w:type="spellEnd"/>
       <w:r>
         <w:t>. Dans la symbolique européenne de l'époque, la salamandre, capable de traverser le feu sans brûler, était associée à la puissance royale — un emprunt occidental de plus, comme presque tout ici.</w:t>
       </w:r>
     </w:p>
     <w:p>
-      <w:pPr>
-        <w:spacing w:after="120"/>
-      </w:pPr>
-      <w:r>
-        <w:rPr>
-          <w:sz w:val="28"/>
-          <w:szCs w:val="28"/>
+      <w:r>
+        <w:t>[</w:t>
+      </w:r>
+      <w:r>
+        <w:rPr>
+          <w:rFonts w:ascii="Segoe UI Emoji" w:hAnsi="Segoe UI Emoji" w:cs="Segoe UI Emoji"/>
         </w:rPr>
         <w:t>🎧</w:t>
+      </w:r>
+      <w:r>
+        <w:t>]</w:t>
       </w:r>
     </w:p>
     <w:p>
@@ -1014,16 +1001,18 @@
       </w:r>
     </w:p>
     <w:p>
-      <w:pPr>
-        <w:spacing w:after="120"/>
-      </w:pPr>
-      <w:r>
-        <w:rPr>
-          <w:sz w:val="28"/>
-          <w:szCs w:val="28"/>
+      <w:r>
+        <w:t>[</w:t>
+      </w:r>
+      <w:r>
+        <w:rPr>
+          <w:rFonts w:ascii="Segoe UI Emoji" w:hAnsi="Segoe UI Emoji" w:cs="Segoe UI Emoji"/>
         </w:rPr>
         <w:t>🎧</w:t>
       </w:r>
+      <w:r>
+        <w:t>]</w:t>
+      </w:r>
     </w:p>
     <w:p>
       <w:pPr>
@@ -1032,31 +1021,13 @@
       <w:r>
         <w:t xml:space="preserve">Vous entrez à présent dans le </w:t>
       </w:r>
-      <w:proofErr w:type="spellStart"/>
-      <w:r>
-        <w:rPr>
-          <w:b/>
-          <w:bCs/>
-        </w:rPr>
-        <w:t>Muayede</w:t>
-      </w:r>
-      <w:proofErr w:type="spellEnd"/>
-      <w:r>
-        <w:rPr>
-          <w:b/>
-          <w:bCs/>
-        </w:rPr>
-        <w:t xml:space="preserve"> </w:t>
-      </w:r>
-      <w:proofErr w:type="spellStart"/>
-      <w:r>
-        <w:rPr>
-          <w:b/>
-          <w:bCs/>
-        </w:rPr>
-        <w:t>Salonu</w:t>
-      </w:r>
-      <w:proofErr w:type="spellEnd"/>
+      <w:r>
+        <w:rPr>
+          <w:b/>
+          <w:bCs/>
+        </w:rPr>
+        <w:t>Muayede Salonu</w:t>
+      </w:r>
       <w:r>
         <w:t xml:space="preserve">, la salle des Cérémonies — le cœur symbolique du palais. Levez la tête : vous êtes sous un dôme culminant à </w:t>
       </w:r>
@@ -1107,6 +1078,7 @@
         <w:rPr>
           <w:noProof/>
         </w:rPr>
+        <w:lastRenderedPageBreak/>
         <w:drawing>
           <wp:inline distT="0" distB="0" distL="0" distR="0" wp14:anchorId="231110F3" wp14:editId="605EF345">
             <wp:extent cx="4009292" cy="2662497"/>
@@ -1125,7 +1097,7 @@
                     </pic:cNvPicPr>
                   </pic:nvPicPr>
                   <pic:blipFill>
-                    <a:blip r:embed="rId12" cstate="print">
+                    <a:blip r:embed="rId13" cstate="print">
                       <a:extLst>
                         <a:ext uri="{28A0092B-C50C-407E-A947-70E740481C1C}">
                           <a14:useLocalDpi xmlns:a14="http://schemas.microsoft.com/office/drawing/2010/main" val="0"/>
@@ -1164,7 +1136,6 @@
       <w:r>
         <w:t>Sous vos pieds, un tapis de soie d'</w:t>
       </w:r>
-      <w:proofErr w:type="spellStart"/>
       <w:r>
         <w:rPr>
           <w:b/>
@@ -1172,7 +1143,6 @@
         </w:rPr>
         <w:t>Hereke</w:t>
       </w:r>
-      <w:proofErr w:type="spellEnd"/>
       <w:r>
         <w:t xml:space="preserve"> de 124 mètres carrés — le plus grand tapis de ce type jamais tissé — recouvre le sol de cette salle qui servait aux grandes réceptions officielles et aux cérémonies d'allégeance au sultan.</w:t>
       </w:r>
@@ -1196,15 +1166,17 @@
       </w:r>
     </w:p>
     <w:p>
-      <w:pPr>
-        <w:spacing w:after="120"/>
-      </w:pPr>
-      <w:r>
-        <w:rPr>
-          <w:sz w:val="28"/>
-          <w:szCs w:val="28"/>
+      <w:r>
+        <w:t>[</w:t>
+      </w:r>
+      <w:r>
+        <w:rPr>
+          <w:rFonts w:ascii="Segoe UI Emoji" w:hAnsi="Segoe UI Emoji" w:cs="Segoe UI Emoji"/>
         </w:rPr>
         <w:t>🎧</w:t>
+      </w:r>
+      <w:r>
+        <w:t>]</w:t>
       </w:r>
     </w:p>
     <w:p>
@@ -1221,15 +1193,17 @@
       </w:r>
     </w:p>
     <w:p>
-      <w:pPr>
-        <w:spacing w:after="120"/>
-      </w:pPr>
-      <w:r>
-        <w:rPr>
-          <w:sz w:val="28"/>
-          <w:szCs w:val="28"/>
+      <w:r>
+        <w:t>[</w:t>
+      </w:r>
+      <w:r>
+        <w:rPr>
+          <w:rFonts w:ascii="Segoe UI Emoji" w:hAnsi="Segoe UI Emoji" w:cs="Segoe UI Emoji"/>
         </w:rPr>
         <w:t>🎧</w:t>
+      </w:r>
+      <w:r>
+        <w:t>]</w:t>
       </w:r>
     </w:p>
     <w:p>
@@ -1283,6 +1257,7 @@
         <w:rPr>
           <w:i/>
           <w:iCs/>
+          <w:noProof/>
           <w:color w:val="888888"/>
         </w:rPr>
         <w:drawing>
@@ -1303,7 +1278,7 @@
                     </pic:cNvPicPr>
                   </pic:nvPicPr>
                   <pic:blipFill>
-                    <a:blip r:embed="rId13" cstate="print">
+                    <a:blip r:embed="rId14" cstate="print">
                       <a:extLst>
                         <a:ext uri="{28A0092B-C50C-407E-A947-70E740481C1C}">
                           <a14:useLocalDpi xmlns:a14="http://schemas.microsoft.com/office/drawing/2010/main" val="0"/>
@@ -1348,6 +1323,7 @@
         <w:spacing w:after="200"/>
       </w:pPr>
       <w:r>
+        <w:lastRenderedPageBreak/>
         <w:t xml:space="preserve">Levez les yeux vers les </w:t>
       </w:r>
       <w:r>
@@ -1358,15 +1334,7 @@
         <w:t>plafonds peints</w:t>
       </w:r>
       <w:r>
-        <w:t xml:space="preserve"> : c'est ici, dans le Harem, que se trouvent certains des plus beaux exemples du palais, avec des scènes ornementales délicates, très différentes des motifs géométriques et calligraphiques que vous avez pu voir à la </w:t>
-      </w:r>
-      <w:proofErr w:type="spellStart"/>
-      <w:r>
-        <w:t>Süleymaniye</w:t>
-      </w:r>
-      <w:proofErr w:type="spellEnd"/>
-      <w:r>
-        <w:t>.</w:t>
+        <w:t xml:space="preserve"> : c'est ici, dans le Harem, que se trouvent certains des plus beaux exemples du palais, avec des scènes ornementales délicates, très différentes des motifs géométriques et calligraphiques que vous avez pu voir à la Süleymaniye.</w:t>
       </w:r>
     </w:p>
     <w:p>
@@ -1378,15 +1346,17 @@
       </w:r>
     </w:p>
     <w:p>
-      <w:pPr>
-        <w:spacing w:after="120"/>
-      </w:pPr>
-      <w:r>
-        <w:rPr>
-          <w:sz w:val="28"/>
-          <w:szCs w:val="28"/>
+      <w:r>
+        <w:t>[</w:t>
+      </w:r>
+      <w:r>
+        <w:rPr>
+          <w:rFonts w:ascii="Segoe UI Emoji" w:hAnsi="Segoe UI Emoji" w:cs="Segoe UI Emoji"/>
         </w:rPr>
         <w:t>🎧</w:t>
+      </w:r>
+      <w:r>
+        <w:t>]</w:t>
       </w:r>
     </w:p>
     <w:p>
@@ -1403,31 +1373,25 @@
       </w:r>
     </w:p>
     <w:p>
-      <w:pPr>
-        <w:spacing w:after="120"/>
-      </w:pPr>
-      <w:r>
-        <w:rPr>
-          <w:sz w:val="28"/>
-          <w:szCs w:val="28"/>
+      <w:r>
+        <w:t>[</w:t>
+      </w:r>
+      <w:r>
+        <w:rPr>
+          <w:rFonts w:ascii="Segoe UI Emoji" w:hAnsi="Segoe UI Emoji" w:cs="Segoe UI Emoji"/>
         </w:rPr>
         <w:t>🎧</w:t>
       </w:r>
-    </w:p>
-    <w:p>
-      <w:pPr>
-        <w:spacing w:after="200"/>
-      </w:pPr>
-      <w:r>
-        <w:t xml:space="preserve">Vous arrivez maintenant dans la pièce la plus émouvante de la visite. </w:t>
-      </w:r>
-      <w:proofErr w:type="spellStart"/>
-      <w:r>
-        <w:t>Dolmabahçe</w:t>
-      </w:r>
-      <w:proofErr w:type="spellEnd"/>
-      <w:r>
-        <w:t xml:space="preserve"> n'a pas seulement été la résidence des six derniers sultans ottomans : c'est aussi ici que </w:t>
+      <w:r>
+        <w:t>]</w:t>
+      </w:r>
+    </w:p>
+    <w:p>
+      <w:pPr>
+        <w:spacing w:after="200"/>
+      </w:pPr>
+      <w:r>
+        <w:t xml:space="preserve">Vous arrivez maintenant dans la pièce la plus émouvante de la visite. Dolmabahçe n'a pas seulement été la résidence des six derniers sultans ottomans : c'est aussi ici que </w:t>
       </w:r>
       <w:r>
         <w:rPr>
@@ -1476,7 +1440,7 @@
                     </pic:cNvPicPr>
                   </pic:nvPicPr>
                   <pic:blipFill>
-                    <a:blip r:embed="rId14">
+                    <a:blip r:embed="rId15">
                       <a:extLst>
                         <a:ext uri="{28A0092B-C50C-407E-A947-70E740481C1C}">
                           <a14:useLocalDpi xmlns:a14="http://schemas.microsoft.com/office/drawing/2010/main" val="0"/>
@@ -1535,15 +1499,17 @@
       </w:r>
     </w:p>
     <w:p>
-      <w:pPr>
-        <w:spacing w:after="120"/>
-      </w:pPr>
-      <w:r>
-        <w:rPr>
-          <w:sz w:val="28"/>
-          <w:szCs w:val="28"/>
+      <w:r>
+        <w:t>[</w:t>
+      </w:r>
+      <w:r>
+        <w:rPr>
+          <w:rFonts w:ascii="Segoe UI Emoji" w:hAnsi="Segoe UI Emoji" w:cs="Segoe UI Emoji"/>
         </w:rPr>
         <w:t>🎧</w:t>
+      </w:r>
+      <w:r>
+        <w:t>]</w:t>
       </w:r>
     </w:p>
     <w:p>
@@ -1560,29 +1526,26 @@
       </w:r>
     </w:p>
     <w:p>
-      <w:pPr>
-        <w:spacing w:after="120"/>
-      </w:pPr>
-      <w:r>
-        <w:rPr>
-          <w:sz w:val="28"/>
-          <w:szCs w:val="28"/>
+      <w:r>
+        <w:t>[</w:t>
+      </w:r>
+      <w:r>
+        <w:rPr>
+          <w:rFonts w:ascii="Segoe UI Emoji" w:hAnsi="Segoe UI Emoji" w:cs="Segoe UI Emoji"/>
         </w:rPr>
         <w:t>🎧</w:t>
       </w:r>
-    </w:p>
-    <w:p>
-      <w:pPr>
-        <w:spacing w:after="200"/>
-      </w:pPr>
-      <w:r>
-        <w:t xml:space="preserve">Avant de repartir, retournez-vous une dernière fois vers le Bosphore. Vous venez de visiter un palais qui ne raconte pas la grandeur de l'Empire ottoman à son apogée — comme la </w:t>
-      </w:r>
-      <w:proofErr w:type="spellStart"/>
-      <w:r>
-        <w:t>Süleymaniye</w:t>
-      </w:r>
-      <w:proofErr w:type="spellEnd"/>
+      <w:r>
+        <w:t>]</w:t>
+      </w:r>
+    </w:p>
+    <w:p>
+      <w:pPr>
+        <w:spacing w:after="200"/>
+      </w:pPr>
+      <w:r>
+        <w:t>Avant de repartir, retournez-vous une dernière fois vers le Bosphore. Vous venez de visiter un palais qui ne raconte pas la grandeur de l'Empire ottoman à son apogée — comme la Süleymaniye</w:t>
+      </w:r>
       <w:r>
         <w:t xml:space="preserve"> — mais son dernier sursaut de faste, à un moment où il cherchait désespérément à ressembler à l'Europe pour survivre.</w:t>
       </w:r>
@@ -1591,13 +1554,8 @@
       <w:pPr>
         <w:spacing w:after="200"/>
       </w:pPr>
-      <w:proofErr w:type="spellStart"/>
-      <w:r>
-        <w:t>Dolmabahçe</w:t>
-      </w:r>
-      <w:proofErr w:type="spellEnd"/>
-      <w:r>
-        <w:t xml:space="preserve"> est un point de bascule à double titre : c'est ici que les sultans ont quitté l'univers de Topkapi pour un décor occidental et doré ; et c'est ici, un siècle plus tard, que s'est éteint l'homme qui a mis fin au système impérial lui-même, pour fonder la République. Deux fins d'époque, un seul et même palais.</w:t>
+      <w:r>
+        <w:t>Dolmabahçe est un point de bascule à double titre : c'est ici que les sultans ont quitté l'univers de Topkapi pour un décor occidental et doré ; et c'est ici, un siècle plus tard, que s'est éteint l'homme qui a mis fin au système impérial lui-même, pour fonder la République. Deux fins d'époque, un seul et même palais.</w:t>
       </w:r>
     </w:p>
     <w:p>
@@ -1609,15 +1567,17 @@
       </w:r>
     </w:p>
     <w:p>
-      <w:pPr>
-        <w:spacing w:after="120"/>
-      </w:pPr>
-      <w:r>
-        <w:rPr>
-          <w:sz w:val="28"/>
-          <w:szCs w:val="28"/>
+      <w:r>
+        <w:t>[</w:t>
+      </w:r>
+      <w:r>
+        <w:rPr>
+          <w:rFonts w:ascii="Segoe UI Emoji" w:hAnsi="Segoe UI Emoji" w:cs="Segoe UI Emoji"/>
         </w:rPr>
         <w:t>🎧</w:t>
+      </w:r>
+      <w:r>
+        <w:t>]</w:t>
       </w:r>
     </w:p>
     <w:sectPr>
@@ -2207,6 +2167,7 @@
   <w:style w:type="character" w:default="1" w:styleId="Policepardfaut">
     <w:name w:val="Default Paragraph Font"/>
     <w:uiPriority w:val="1"/>
+    <w:semiHidden/>
     <w:unhideWhenUsed/>
   </w:style>
   <w:style w:type="table" w:default="1" w:styleId="TableauNormal">

--- a/docs/visites-guidees/dolmabahce.docx
+++ b/docs/visites-guidees/dolmabahce.docx
@@ -11,95 +11,133 @@
           <w:b/>
           <w:bCs/>
         </w:rPr>
-        <w:t>Guide audio — Palais de Dolmabahçe, Istanbul</w:t>
+        <w:t xml:space="preserve">Guide audio — Palais de </w:t>
+      </w:r>
+      <w:proofErr w:type="spellStart"/>
+      <w:r>
+        <w:rPr>
+          <w:b/>
+          <w:bCs/>
+        </w:rPr>
+        <w:t>Dolmabahçe</w:t>
+      </w:r>
+      <w:proofErr w:type="spellEnd"/>
+      <w:r>
+        <w:rPr>
+          <w:b/>
+          <w:bCs/>
+        </w:rPr>
+        <w:t>, Istanbul</w:t>
       </w:r>
     </w:p>
     <w:p>
       <w:pPr>
         <w:spacing w:after="300"/>
       </w:pPr>
-      <w:r>
+    </w:p>
+    <w:p>
+      <w:pPr>
+        <w:pStyle w:val="Titre1"/>
+        <w:spacing w:before="200" w:after="120"/>
+      </w:pPr>
+      <w:r>
+        <w:rPr>
+          <w:b/>
+          <w:bCs/>
+        </w:rPr>
+        <w:t>INTRODUCTION (avant d'entrer)</w:t>
+      </w:r>
+    </w:p>
+    <w:p>
+      <w:r>
+        <w:t>[</w:t>
+      </w:r>
+      <w:r>
+        <w:rPr>
+          <w:rFonts w:ascii="Segoe UI Emoji" w:hAnsi="Segoe UI Emoji" w:cs="Segoe UI Emoji"/>
+        </w:rPr>
+        <w:t>🎧</w:t>
+      </w:r>
+      <w:r>
+        <w:t>]</w:t>
+      </w:r>
+    </w:p>
+    <w:p>
+      <w:pPr>
+        <w:spacing w:after="200"/>
         <w:rPr>
           <w:i/>
           <w:iCs/>
-          <w:color w:val="666666"/>
-        </w:rPr>
-        <w:t>Script de visite guidée</w:t>
-      </w:r>
-    </w:p>
-    <w:p>
-      <w:pPr>
-        <w:pStyle w:val="Titre1"/>
-        <w:spacing w:before="200" w:after="120"/>
-      </w:pPr>
-      <w:r>
-        <w:rPr>
-          <w:b/>
-          <w:bCs/>
-        </w:rPr>
-        <w:t>INTRODUCTION (avant d'entrer)</w:t>
-      </w:r>
-    </w:p>
-    <w:p>
-      <w:r>
-        <w:t>[</w:t>
-      </w:r>
-      <w:r>
-        <w:rPr>
-          <w:rFonts w:ascii="Segoe UI Emoji" w:hAnsi="Segoe UI Emoji" w:cs="Segoe UI Emoji"/>
-        </w:rPr>
-        <w:t>🎧</w:t>
-      </w:r>
-      <w:r>
-        <w:t>]</w:t>
-      </w:r>
-    </w:p>
-    <w:p>
-      <w:pPr>
-        <w:spacing w:after="200"/>
+        </w:rPr>
+      </w:pPr>
+    </w:p>
+    <w:p>
+      <w:pPr>
+        <w:spacing w:after="200"/>
+      </w:pPr>
+      <w:r>
+        <w:t xml:space="preserve">Vous voici devant le </w:t>
+      </w:r>
+      <w:r>
+        <w:rPr>
+          <w:b/>
+          <w:bCs/>
+        </w:rPr>
+        <w:t xml:space="preserve">palais de </w:t>
+      </w:r>
+      <w:proofErr w:type="spellStart"/>
+      <w:r>
+        <w:rPr>
+          <w:b/>
+          <w:bCs/>
+        </w:rPr>
+        <w:t>Dolmabahçe</w:t>
+      </w:r>
+      <w:proofErr w:type="spellEnd"/>
+      <w:r>
+        <w:t xml:space="preserve">, posé au bord du Bosphore, sur la rive européenne d'Istanbul. Si vous venez de visiter Sainte-Sophie ou la </w:t>
+      </w:r>
+      <w:proofErr w:type="spellStart"/>
+      <w:r>
+        <w:t>Süleymaniye</w:t>
+      </w:r>
+      <w:proofErr w:type="spellEnd"/>
+      <w:r>
+        <w:t>, préparez-vous à un choc : ici, plus aucune coupole ottomane, plus aucun minaret dominant l'horizon. À la place : des façades de marbre blanc, des colonnes néoclassiques, des balustrades sculptées. On dirait presque un palais européen égaré sur le Bosphore — et c'est exactement l'effet recherché.</w:t>
+      </w:r>
+    </w:p>
+    <w:p>
+      <w:pPr>
+        <w:spacing w:after="200"/>
+      </w:pPr>
+      <w:r>
+        <w:t xml:space="preserve">Le nom </w:t>
+      </w:r>
+      <w:proofErr w:type="spellStart"/>
+      <w:r>
         <w:rPr>
           <w:i/>
           <w:iCs/>
         </w:rPr>
-      </w:pPr>
-    </w:p>
-    <w:p>
-      <w:pPr>
-        <w:spacing w:after="200"/>
-      </w:pPr>
-      <w:r>
-        <w:t xml:space="preserve">Vous voici devant le </w:t>
-      </w:r>
-      <w:r>
-        <w:rPr>
-          <w:b/>
-          <w:bCs/>
-        </w:rPr>
-        <w:t>palais de Dolmabahçe</w:t>
-      </w:r>
-      <w:r>
-        <w:t>, posé au bord du Bosphore, sur la rive européenne d'Istanbul. Si vous venez de visiter Sainte-Sophie ou la Süleymaniye</w:t>
-      </w:r>
-      <w:r>
-        <w:t>, préparez-vous à un choc : ici, plus aucune coupole ottomane, plus aucun minaret dominant l'horizon. À la place : des façades de marbre blanc, des colonnes néoclassiques, des balustrades sculptées. On dirait presque un palais européen égaré sur le Bosphore — et c'est exactement l'effet recherché.</w:t>
-      </w:r>
-    </w:p>
-    <w:p>
-      <w:pPr>
-        <w:spacing w:after="200"/>
-      </w:pPr>
-      <w:r>
-        <w:t xml:space="preserve">Le nom </w:t>
-      </w:r>
-      <w:r>
-        <w:rPr>
-          <w:i/>
-          <w:iCs/>
-        </w:rPr>
         <w:t>Dolmabahçe</w:t>
       </w:r>
+      <w:proofErr w:type="spellEnd"/>
       <w:r>
         <w:t xml:space="preserve"> signifie littéralement « jardin comblé ». À l'origine, c'était une baie du Bosphore où l'on raconte que la flotte ottomane jetait l'ancre ; elle fut remblayée au XVIIe siècle pour créer des jardins impériaux, avant qu'on y bâtisse, deux siècles plus tard, ce palais.</w:t>
+      </w:r>
+    </w:p>
+    <w:p>
+      <w:r>
+        <w:t>[</w:t>
+      </w:r>
+      <w:r>
+        <w:rPr>
+          <w:rFonts w:ascii="Segoe UI Emoji" w:hAnsi="Segoe UI Emoji" w:cs="Segoe UI Emoji"/>
+        </w:rPr>
+        <w:t>🎧</w:t>
+      </w:r>
+      <w:r>
+        <w:t>]</w:t>
       </w:r>
     </w:p>
     <w:p>
@@ -180,7 +218,39 @@
           <w:iCs/>
           <w:color w:val="888888"/>
         </w:rPr>
-        <w:t>açade du palais de Dolmabahçe vue depuis le Bosphore</w:t>
+        <w:t xml:space="preserve">açade du palais de </w:t>
+      </w:r>
+      <w:proofErr w:type="spellStart"/>
+      <w:r>
+        <w:rPr>
+          <w:i/>
+          <w:iCs/>
+          <w:color w:val="888888"/>
+        </w:rPr>
+        <w:t>Dolmabahçe</w:t>
+      </w:r>
+      <w:proofErr w:type="spellEnd"/>
+      <w:r>
+        <w:rPr>
+          <w:i/>
+          <w:iCs/>
+          <w:color w:val="888888"/>
+        </w:rPr>
+        <w:t xml:space="preserve"> vue depuis le Bosphore</w:t>
+      </w:r>
+    </w:p>
+    <w:p>
+      <w:r>
+        <w:t>[</w:t>
+      </w:r>
+      <w:r>
+        <w:rPr>
+          <w:rFonts w:ascii="Segoe UI Emoji" w:hAnsi="Segoe UI Emoji" w:cs="Segoe UI Emoji"/>
+        </w:rPr>
+        <w:t>🎧</w:t>
+      </w:r>
+      <w:r>
+        <w:t>]</w:t>
       </w:r>
     </w:p>
     <w:p>
@@ -208,7 +278,29 @@
         <w:t>Balyan</w:t>
       </w:r>
       <w:r>
-        <w:t xml:space="preserve"> — Garabet Balyan et son fils Nigoğayos —, dure treize ans, de 1843 à 1856.</w:t>
+        <w:t xml:space="preserve"> — Garabet Balyan et son fils </w:t>
+      </w:r>
+      <w:proofErr w:type="spellStart"/>
+      <w:r>
+        <w:t>Nigoğayos</w:t>
+      </w:r>
+      <w:proofErr w:type="spellEnd"/>
+      <w:r>
+        <w:t xml:space="preserve"> —, dure treize ans, de 1843 à 1856.</w:t>
+      </w:r>
+    </w:p>
+    <w:p>
+      <w:r>
+        <w:t>[</w:t>
+      </w:r>
+      <w:r>
+        <w:rPr>
+          <w:rFonts w:ascii="Segoe UI Emoji" w:hAnsi="Segoe UI Emoji" w:cs="Segoe UI Emoji"/>
+        </w:rPr>
+        <w:t>🎧</w:t>
+      </w:r>
+      <w:r>
+        <w:t>]</w:t>
       </w:r>
     </w:p>
     <w:p>
@@ -258,12 +350,31 @@
       </w:r>
     </w:p>
     <w:p>
-      <w:pPr>
-        <w:spacing w:after="200"/>
-      </w:pPr>
-      <w:r>
-        <w:t>Le résultat mélange sans complexe les styles baroque, rococo et néoclassique européens</w:t>
-      </w:r>
+      <w:r>
+        <w:t>[</w:t>
+      </w:r>
+      <w:r>
+        <w:rPr>
+          <w:rFonts w:ascii="Segoe UI Emoji" w:hAnsi="Segoe UI Emoji" w:cs="Segoe UI Emoji"/>
+        </w:rPr>
+        <w:t>🎧</w:t>
+      </w:r>
+      <w:r>
+        <w:t>]</w:t>
+      </w:r>
+    </w:p>
+    <w:p>
+      <w:pPr>
+        <w:spacing w:after="200"/>
+      </w:pPr>
+      <w:r>
+        <w:t xml:space="preserve">Le résultat mélange sans complexe les styles baroque, rococo et </w:t>
+      </w:r>
+      <w:proofErr w:type="gramStart"/>
+      <w:r>
+        <w:t>néoclassique européens</w:t>
+      </w:r>
+      <w:proofErr w:type="gramEnd"/>
       <w:r>
         <w:t xml:space="preserve"> avec des éléments ottomans traditionnels. Le chantier coûta environ cinq millions de livres-or de l'époque — près d'un quart des recettes fiscales annuelles de l'empire. Un luxe à crédit, en quelque sorte : cette dépense a contribué à l'affaiblissement financier de l'Empire ottoman dans la seconde moitié du XIXe siècle.</w:t>
       </w:r>
@@ -335,6 +446,20 @@
       </w:r>
       <w:r>
         <w:t xml:space="preserve"> : plus de 600 mètres de marbre blanc qui longent l'eau, un symbole de puissance destiné à impressionner autant les visiteurs qui arrivaient par la mer que les ambassadeurs étrangers.</w:t>
+      </w:r>
+    </w:p>
+    <w:p>
+      <w:r>
+        <w:t>[</w:t>
+      </w:r>
+      <w:r>
+        <w:rPr>
+          <w:rFonts w:ascii="Segoe UI Emoji" w:hAnsi="Segoe UI Emoji" w:cs="Segoe UI Emoji"/>
+        </w:rPr>
+        <w:t>🎧</w:t>
+      </w:r>
+      <w:r>
+        <w:t>]</w:t>
       </w:r>
     </w:p>
     <w:p>
@@ -396,6 +521,20 @@
       </w:r>
     </w:p>
     <w:p>
+      <w:r>
+        <w:t>[</w:t>
+      </w:r>
+      <w:r>
+        <w:rPr>
+          <w:rFonts w:ascii="Segoe UI Emoji" w:hAnsi="Segoe UI Emoji" w:cs="Segoe UI Emoji"/>
+        </w:rPr>
+        <w:t>🎧</w:t>
+      </w:r>
+      <w:r>
+        <w:t>]</w:t>
+      </w:r>
+    </w:p>
+    <w:p>
       <w:pPr>
         <w:spacing w:after="200"/>
       </w:pPr>
@@ -414,6 +553,21 @@
       </w:r>
     </w:p>
     <w:p>
+      <w:r>
+        <w:lastRenderedPageBreak/>
+        <w:t>[</w:t>
+      </w:r>
+      <w:r>
+        <w:rPr>
+          <w:rFonts w:ascii="Segoe UI Emoji" w:hAnsi="Segoe UI Emoji" w:cs="Segoe UI Emoji"/>
+        </w:rPr>
+        <w:t>🎧</w:t>
+      </w:r>
+      <w:r>
+        <w:t>]</w:t>
+      </w:r>
+    </w:p>
+    <w:p>
       <w:pPr>
         <w:spacing w:after="200"/>
       </w:pPr>
@@ -421,7 +575,6 @@
         <w:rPr>
           <w:noProof/>
         </w:rPr>
-        <w:lastRenderedPageBreak/>
         <w:drawing>
           <wp:inline distT="0" distB="0" distL="0" distR="0" wp14:anchorId="0D64FCB7" wp14:editId="16FCF1AF">
             <wp:extent cx="4000818" cy="2999949"/>
@@ -473,11 +626,39 @@
       </w:r>
     </w:p>
     <w:p>
+      <w:r>
+        <w:t>[</w:t>
+      </w:r>
+      <w:r>
+        <w:rPr>
+          <w:rFonts w:ascii="Segoe UI Emoji" w:hAnsi="Segoe UI Emoji" w:cs="Segoe UI Emoji"/>
+        </w:rPr>
+        <w:t>🎧</w:t>
+      </w:r>
+      <w:r>
+        <w:t>]</w:t>
+      </w:r>
+    </w:p>
+    <w:p>
       <w:pPr>
         <w:spacing w:after="200"/>
       </w:pPr>
       <w:r>
         <w:t>Les grilles d'entrée elles-mêmes sont un morceau de bravoure architecturale : ferronnerie ajourée, motifs végétaux, dorures. Ce ne sont pas de simples portes, ce sont des déclarations d'apparat.</w:t>
+      </w:r>
+    </w:p>
+    <w:p>
+      <w:r>
+        <w:t>[</w:t>
+      </w:r>
+      <w:r>
+        <w:rPr>
+          <w:rFonts w:ascii="Segoe UI Emoji" w:hAnsi="Segoe UI Emoji" w:cs="Segoe UI Emoji"/>
+        </w:rPr>
+        <w:t>🎧</w:t>
+      </w:r>
+      <w:r>
+        <w:t>]</w:t>
       </w:r>
     </w:p>
     <w:p>
@@ -549,20 +730,6 @@
       </w:pPr>
     </w:p>
     <w:p>
-      <w:r>
-        <w:t>[</w:t>
-      </w:r>
-      <w:r>
-        <w:rPr>
-          <w:rFonts w:ascii="Segoe UI Emoji" w:hAnsi="Segoe UI Emoji" w:cs="Segoe UI Emoji"/>
-        </w:rPr>
-        <w:t>🎧</w:t>
-      </w:r>
-      <w:r>
-        <w:t>]</w:t>
-      </w:r>
-    </w:p>
-    <w:p>
       <w:pPr>
         <w:spacing w:after="120"/>
         <w:rPr>
@@ -585,12 +752,12 @@
           <w:b/>
           <w:bCs/>
         </w:rPr>
+        <w:lastRenderedPageBreak/>
         <w:t>LES JARDINS</w:t>
       </w:r>
     </w:p>
     <w:p>
       <w:r>
-        <w:lastRenderedPageBreak/>
         <w:t>[</w:t>
       </w:r>
       <w:r>
@@ -609,7 +776,29 @@
         <w:spacing w:after="200"/>
       </w:pPr>
       <w:r>
-        <w:t>Avant d'entrer dans le palais lui-même, prenez le temps de traverser les jardins qui l'entourent. Contrairement aux jardins des palais européens, ceux de Dolmabahçe sont volontairement resserrés : la pente raide qui borde le site à l'ouest ne laissait que peu d'espace, si bien que les jardiniers ont privilégié la densité plutôt que l'étendue — parterres géométriques, bassins, fontaines de marbre et essences rares importées d'Europe, le tout organisé pour offrir, depuis presque chaque allée, un cadrage soigné sur le Bosphore. C'est là, dans ces jardins un peu contraints par la géographie, que la cour ottomane venait autrefois chercher un peu de l'air et de la lumière que l'intérieur doré du palais, si spectaculaire soit-il, ne pouvait pas offrir.</w:t>
+        <w:t xml:space="preserve">Avant d'entrer dans le palais lui-même, prenez le temps de traverser les jardins qui l'entourent. Contrairement aux jardins des palais européens, ceux de </w:t>
+      </w:r>
+      <w:proofErr w:type="spellStart"/>
+      <w:r>
+        <w:t>Dolmabahçe</w:t>
+      </w:r>
+      <w:proofErr w:type="spellEnd"/>
+      <w:r>
+        <w:t xml:space="preserve"> sont volontairement resserrés : la pente raide qui borde le site à l'ouest ne laissait que peu d'espace, si bien que les jardiniers ont privilégié la densité plutôt que l'étendue — parterres géométriques, bassins, fontaines de marbre et essences rares importées d'Europe, le tout organisé pour offrir, depuis presque chaque allée, un cadrage soigné sur le Bosphore. C'est là, dans ces jardins un peu contraints par la géographie, que la cour ottomane venait autrefois chercher un peu de l'air et de la lumière que l'intérieur doré du palais, si spectaculaire soit-il, ne pouvait pas offrir.</w:t>
+      </w:r>
+    </w:p>
+    <w:p>
+      <w:r>
+        <w:t>[</w:t>
+      </w:r>
+      <w:r>
+        <w:rPr>
+          <w:rFonts w:ascii="Segoe UI Emoji" w:hAnsi="Segoe UI Emoji" w:cs="Segoe UI Emoji"/>
+        </w:rPr>
+        <w:t>🎧</w:t>
+      </w:r>
+      <w:r>
+        <w:t>]</w:t>
       </w:r>
     </w:p>
     <w:p>
@@ -676,11 +865,30 @@
       </w:pPr>
     </w:p>
     <w:p>
+      <w:r>
+        <w:t>[</w:t>
+      </w:r>
+      <w:r>
+        <w:rPr>
+          <w:rFonts w:ascii="Segoe UI Emoji" w:hAnsi="Segoe UI Emoji" w:cs="Segoe UI Emoji"/>
+        </w:rPr>
+        <w:t>🎧</w:t>
+      </w:r>
+      <w:r>
+        <w:t>]</w:t>
+      </w:r>
+    </w:p>
+    <w:p>
       <w:pPr>
         <w:spacing w:after="120"/>
       </w:pPr>
-      <w:r>
-        <w:t>Promenez vous vers les</w:t>
+      <w:proofErr w:type="spellStart"/>
+      <w:r>
+        <w:t>Promenez vous</w:t>
+      </w:r>
+      <w:proofErr w:type="spellEnd"/>
+      <w:r>
+        <w:t xml:space="preserve"> vers les</w:t>
       </w:r>
       <w:r>
         <w:t xml:space="preserve"> portes monumentales du jardin </w:t>
@@ -708,6 +916,20 @@
       </w:r>
       <w:r>
         <w:t>un panorama exceptionnel.</w:t>
+      </w:r>
+    </w:p>
+    <w:p>
+      <w:r>
+        <w:t>[</w:t>
+      </w:r>
+      <w:r>
+        <w:rPr>
+          <w:rFonts w:ascii="Segoe UI Emoji" w:hAnsi="Segoe UI Emoji" w:cs="Segoe UI Emoji"/>
+        </w:rPr>
+        <w:t>🎧</w:t>
+      </w:r>
+      <w:r>
+        <w:t>]</w:t>
       </w:r>
     </w:p>
     <w:p>
@@ -772,23 +994,6 @@
     <w:p>
       <w:pPr>
         <w:spacing w:after="120"/>
-        <w:rPr>
-          <w:sz w:val="28"/>
-          <w:szCs w:val="28"/>
-        </w:rPr>
-      </w:pPr>
-      <w:r>
-        <w:rPr>
-          <w:rFonts w:ascii="Segoe UI Emoji" w:hAnsi="Segoe UI Emoji" w:cs="Segoe UI Emoji"/>
-          <w:sz w:val="28"/>
-          <w:szCs w:val="28"/>
-        </w:rPr>
-        <w:t>🎧</w:t>
-      </w:r>
-    </w:p>
-    <w:p>
-      <w:pPr>
-        <w:spacing w:after="120"/>
       </w:pPr>
     </w:p>
     <w:p>
@@ -830,6 +1035,7 @@
       <w:r>
         <w:t xml:space="preserve">Vous entrez maintenant dans le </w:t>
       </w:r>
+      <w:proofErr w:type="spellStart"/>
       <w:r>
         <w:rPr>
           <w:b/>
@@ -837,6 +1043,7 @@
         </w:rPr>
         <w:t>Selamlık</w:t>
       </w:r>
+      <w:proofErr w:type="spellEnd"/>
       <w:r>
         <w:t>, la partie officielle et masculine du palais, réservée autrefois aux affaires d'État et aux réceptions. C'est la partie la plus somptueuse de la visite.</w:t>
       </w:r>
@@ -870,6 +1077,20 @@
       </w:r>
     </w:p>
     <w:p>
+      <w:r>
+        <w:t>[</w:t>
+      </w:r>
+      <w:r>
+        <w:rPr>
+          <w:rFonts w:ascii="Segoe UI Emoji" w:hAnsi="Segoe UI Emoji" w:cs="Segoe UI Emoji"/>
+        </w:rPr>
+        <w:t>🎧</w:t>
+      </w:r>
+      <w:r>
+        <w:t>]</w:t>
+      </w:r>
+    </w:p>
+    <w:p>
       <w:pPr>
         <w:spacing w:after="200"/>
       </w:pPr>
@@ -877,9 +1098,8 @@
         <w:rPr>
           <w:noProof/>
         </w:rPr>
-        <w:lastRenderedPageBreak/>
         <w:drawing>
-          <wp:inline distT="0" distB="0" distL="0" distR="0" wp14:anchorId="487FF895" wp14:editId="35A77C54">
+          <wp:inline distT="0" distB="0" distL="0" distR="0" wp14:anchorId="487FF895" wp14:editId="5FFD2D22">
             <wp:extent cx="2797513" cy="3443117"/>
             <wp:effectExtent l="0" t="0" r="3175" b="5080"/>
             <wp:docPr id="1941085018" name="Image 3"/>
@@ -932,6 +1152,21 @@
       </w:r>
     </w:p>
     <w:p>
+      <w:r>
+        <w:lastRenderedPageBreak/>
+        <w:t>[</w:t>
+      </w:r>
+      <w:r>
+        <w:rPr>
+          <w:rFonts w:ascii="Segoe UI Emoji" w:hAnsi="Segoe UI Emoji" w:cs="Segoe UI Emoji"/>
+        </w:rPr>
+        <w:t>🎧</w:t>
+      </w:r>
+      <w:r>
+        <w:t>]</w:t>
+      </w:r>
+    </w:p>
+    <w:p>
       <w:pPr>
         <w:spacing w:after="200"/>
       </w:pPr>
@@ -962,6 +1197,7 @@
       <w:r>
         <w:t xml:space="preserve">, qui apparaissent discrètement dans le décor du grand hall d'accueil, le </w:t>
       </w:r>
+      <w:proofErr w:type="spellStart"/>
       <w:r>
         <w:rPr>
           <w:b/>
@@ -969,6 +1205,7 @@
         </w:rPr>
         <w:t>Medhal</w:t>
       </w:r>
+      <w:proofErr w:type="spellEnd"/>
       <w:r>
         <w:t>. Dans la symbolique européenne de l'époque, la salamandre, capable de traverser le feu sans brûler, était associée à la puissance royale — un emprunt occidental de plus, comme presque tout ici.</w:t>
       </w:r>
@@ -1021,13 +1258,31 @@
       <w:r>
         <w:t xml:space="preserve">Vous entrez à présent dans le </w:t>
       </w:r>
-      <w:r>
-        <w:rPr>
-          <w:b/>
-          <w:bCs/>
-        </w:rPr>
-        <w:t>Muayede Salonu</w:t>
-      </w:r>
+      <w:proofErr w:type="spellStart"/>
+      <w:r>
+        <w:rPr>
+          <w:b/>
+          <w:bCs/>
+        </w:rPr>
+        <w:t>Muayede</w:t>
+      </w:r>
+      <w:proofErr w:type="spellEnd"/>
+      <w:r>
+        <w:rPr>
+          <w:b/>
+          <w:bCs/>
+        </w:rPr>
+        <w:t xml:space="preserve"> </w:t>
+      </w:r>
+      <w:proofErr w:type="spellStart"/>
+      <w:r>
+        <w:rPr>
+          <w:b/>
+          <w:bCs/>
+        </w:rPr>
+        <w:t>Salonu</w:t>
+      </w:r>
+      <w:proofErr w:type="spellEnd"/>
       <w:r>
         <w:t xml:space="preserve">, la salle des Cérémonies — le cœur symbolique du palais. Levez la tête : vous êtes sous un dôme culminant à </w:t>
       </w:r>
@@ -1071,6 +1326,20 @@
       </w:r>
     </w:p>
     <w:p>
+      <w:r>
+        <w:t>[</w:t>
+      </w:r>
+      <w:r>
+        <w:rPr>
+          <w:rFonts w:ascii="Segoe UI Emoji" w:hAnsi="Segoe UI Emoji" w:cs="Segoe UI Emoji"/>
+        </w:rPr>
+        <w:t>🎧</w:t>
+      </w:r>
+      <w:r>
+        <w:t>]</w:t>
+      </w:r>
+    </w:p>
+    <w:p>
       <w:pPr>
         <w:spacing w:after="200"/>
       </w:pPr>
@@ -1078,9 +1347,8 @@
         <w:rPr>
           <w:noProof/>
         </w:rPr>
-        <w:lastRenderedPageBreak/>
         <w:drawing>
-          <wp:inline distT="0" distB="0" distL="0" distR="0" wp14:anchorId="231110F3" wp14:editId="605EF345">
+          <wp:inline distT="0" distB="0" distL="0" distR="0" wp14:anchorId="231110F3" wp14:editId="7FC5BD54">
             <wp:extent cx="4009292" cy="2662497"/>
             <wp:effectExtent l="0" t="0" r="0" b="5080"/>
             <wp:docPr id="314283831" name="Image 8" descr="Dolmabahçe Palace  –  Istanbul – A Blog Voyage"/>
@@ -1130,12 +1398,27 @@
       </w:r>
     </w:p>
     <w:p>
+      <w:r>
+        <w:t>[</w:t>
+      </w:r>
+      <w:r>
+        <w:rPr>
+          <w:rFonts w:ascii="Segoe UI Emoji" w:hAnsi="Segoe UI Emoji" w:cs="Segoe UI Emoji"/>
+        </w:rPr>
+        <w:t>🎧</w:t>
+      </w:r>
+      <w:r>
+        <w:t>]</w:t>
+      </w:r>
+    </w:p>
+    <w:p>
       <w:pPr>
         <w:spacing w:after="200"/>
       </w:pPr>
       <w:r>
         <w:t>Sous vos pieds, un tapis de soie d'</w:t>
       </w:r>
+      <w:proofErr w:type="spellStart"/>
       <w:r>
         <w:rPr>
           <w:b/>
@@ -1143,6 +1426,7 @@
         </w:rPr>
         <w:t>Hereke</w:t>
       </w:r>
+      <w:proofErr w:type="spellEnd"/>
       <w:r>
         <w:t xml:space="preserve"> de 124 mètres carrés — le plus grand tapis de ce type jamais tissé — recouvre le sol de cette salle qui servait aux grandes réceptions officielles et aux cérémonies d'allégeance au sultan.</w:t>
       </w:r>
@@ -1211,6 +1495,7 @@
         <w:spacing w:after="200"/>
       </w:pPr>
       <w:r>
+        <w:lastRenderedPageBreak/>
         <w:t xml:space="preserve">En passant vers le </w:t>
       </w:r>
       <w:r>
@@ -1242,6 +1527,20 @@
       </w:r>
       <w:r>
         <w:t>.</w:t>
+      </w:r>
+    </w:p>
+    <w:p>
+      <w:r>
+        <w:t>[</w:t>
+      </w:r>
+      <w:r>
+        <w:rPr>
+          <w:rFonts w:ascii="Segoe UI Emoji" w:hAnsi="Segoe UI Emoji" w:cs="Segoe UI Emoji"/>
+        </w:rPr>
+        <w:t>🎧</w:t>
+      </w:r>
+      <w:r>
+        <w:t>]</w:t>
       </w:r>
     </w:p>
     <w:p>
@@ -1261,7 +1560,7 @@
           <w:color w:val="888888"/>
         </w:rPr>
         <w:drawing>
-          <wp:inline distT="0" distB="0" distL="0" distR="0" wp14:anchorId="0F87BA08" wp14:editId="4EBA691A">
+          <wp:inline distT="0" distB="0" distL="0" distR="0" wp14:anchorId="0F87BA08" wp14:editId="354DABD4">
             <wp:extent cx="3952102" cy="3212123"/>
             <wp:effectExtent l="0" t="0" r="0" b="7620"/>
             <wp:docPr id="1743509562" name="Image 10" descr="Dolmabahče dvorac u Istanbulu: Najljepši dragulj na Bosforu"/>
@@ -1319,11 +1618,24 @@
       </w:r>
     </w:p>
     <w:p>
-      <w:pPr>
-        <w:spacing w:after="200"/>
-      </w:pPr>
-      <w:r>
-        <w:lastRenderedPageBreak/>
+      <w:r>
+        <w:t>[</w:t>
+      </w:r>
+      <w:r>
+        <w:rPr>
+          <w:rFonts w:ascii="Segoe UI Emoji" w:hAnsi="Segoe UI Emoji" w:cs="Segoe UI Emoji"/>
+        </w:rPr>
+        <w:t>🎧</w:t>
+      </w:r>
+      <w:r>
+        <w:t>]</w:t>
+      </w:r>
+    </w:p>
+    <w:p>
+      <w:pPr>
+        <w:spacing w:after="200"/>
+      </w:pPr>
+      <w:r>
         <w:t xml:space="preserve">Levez les yeux vers les </w:t>
       </w:r>
       <w:r>
@@ -1334,7 +1646,15 @@
         <w:t>plafonds peints</w:t>
       </w:r>
       <w:r>
-        <w:t xml:space="preserve"> : c'est ici, dans le Harem, que se trouvent certains des plus beaux exemples du palais, avec des scènes ornementales délicates, très différentes des motifs géométriques et calligraphiques que vous avez pu voir à la Süleymaniye.</w:t>
+        <w:t xml:space="preserve"> : c'est ici, dans le Harem, que se trouvent certains des plus beaux exemples du palais, avec des scènes ornementales délicates, très différentes des motifs géométriques et calligraphiques que vous avez pu voir à la </w:t>
+      </w:r>
+      <w:proofErr w:type="spellStart"/>
+      <w:r>
+        <w:t>Süleymaniye</w:t>
+      </w:r>
+      <w:proofErr w:type="spellEnd"/>
+      <w:r>
+        <w:t>.</w:t>
       </w:r>
     </w:p>
     <w:p>
@@ -1391,7 +1711,15 @@
         <w:spacing w:after="200"/>
       </w:pPr>
       <w:r>
-        <w:t xml:space="preserve">Vous arrivez maintenant dans la pièce la plus émouvante de la visite. Dolmabahçe n'a pas seulement été la résidence des six derniers sultans ottomans : c'est aussi ici que </w:t>
+        <w:t xml:space="preserve">Vous arrivez maintenant dans la pièce la plus émouvante de la visite. </w:t>
+      </w:r>
+      <w:proofErr w:type="spellStart"/>
+      <w:r>
+        <w:t>Dolmabahçe</w:t>
+      </w:r>
+      <w:proofErr w:type="spellEnd"/>
+      <w:r>
+        <w:t xml:space="preserve"> n'a pas seulement été la résidence des six derniers sultans ottomans : c'est aussi ici que </w:t>
       </w:r>
       <w:r>
         <w:rPr>
@@ -1415,6 +1743,20 @@
       </w:r>
     </w:p>
     <w:p>
+      <w:r>
+        <w:t>[</w:t>
+      </w:r>
+      <w:r>
+        <w:rPr>
+          <w:rFonts w:ascii="Segoe UI Emoji" w:hAnsi="Segoe UI Emoji" w:cs="Segoe UI Emoji"/>
+        </w:rPr>
+        <w:t>🎧</w:t>
+      </w:r>
+      <w:r>
+        <w:t>]</w:t>
+      </w:r>
+    </w:p>
+    <w:p>
       <w:pPr>
         <w:spacing w:after="200"/>
       </w:pPr>
@@ -1422,6 +1764,7 @@
         <w:rPr>
           <w:noProof/>
         </w:rPr>
+        <w:lastRenderedPageBreak/>
         <w:drawing>
           <wp:inline distT="0" distB="0" distL="0" distR="0" wp14:anchorId="3259B9CE" wp14:editId="676C0D88">
             <wp:extent cx="3774831" cy="2408342"/>
@@ -1473,6 +1816,20 @@
       </w:r>
     </w:p>
     <w:p>
+      <w:r>
+        <w:t>[</w:t>
+      </w:r>
+      <w:r>
+        <w:rPr>
+          <w:rFonts w:ascii="Segoe UI Emoji" w:hAnsi="Segoe UI Emoji" w:cs="Segoe UI Emoji"/>
+        </w:rPr>
+        <w:t>🎧</w:t>
+      </w:r>
+      <w:r>
+        <w:t>]</w:t>
+      </w:r>
+    </w:p>
+    <w:p>
       <w:pPr>
         <w:spacing w:after="200"/>
       </w:pPr>
@@ -1544,8 +1901,13 @@
         <w:spacing w:after="200"/>
       </w:pPr>
       <w:r>
-        <w:t>Avant de repartir, retournez-vous une dernière fois vers le Bosphore. Vous venez de visiter un palais qui ne raconte pas la grandeur de l'Empire ottoman à son apogée — comme la Süleymaniye</w:t>
-      </w:r>
+        <w:t xml:space="preserve">Avant de repartir, retournez-vous une dernière fois vers le Bosphore. Vous venez de visiter un palais qui ne raconte pas la grandeur de l'Empire ottoman à son apogée — comme la </w:t>
+      </w:r>
+      <w:proofErr w:type="spellStart"/>
+      <w:r>
+        <w:t>Süleymaniye</w:t>
+      </w:r>
+      <w:proofErr w:type="spellEnd"/>
       <w:r>
         <w:t xml:space="preserve"> — mais son dernier sursaut de faste, à un moment où il cherchait désespérément à ressembler à l'Europe pour survivre.</w:t>
       </w:r>
@@ -1554,8 +1916,13 @@
       <w:pPr>
         <w:spacing w:after="200"/>
       </w:pPr>
-      <w:r>
-        <w:t>Dolmabahçe est un point de bascule à double titre : c'est ici que les sultans ont quitté l'univers de Topkapi pour un décor occidental et doré ; et c'est ici, un siècle plus tard, que s'est éteint l'homme qui a mis fin au système impérial lui-même, pour fonder la République. Deux fins d'époque, un seul et même palais.</w:t>
+      <w:proofErr w:type="spellStart"/>
+      <w:r>
+        <w:t>Dolmabahçe</w:t>
+      </w:r>
+      <w:proofErr w:type="spellEnd"/>
+      <w:r>
+        <w:t xml:space="preserve"> est un point de bascule à double titre : c'est ici que les sultans ont quitté l'univers de Topkapi pour un décor occidental et doré ; et c'est ici, un siècle plus tard, que s'est éteint l'homme qui a mis fin au système impérial lui-même, pour fonder la République. Deux fins d'époque, un seul et même palais.</w:t>
       </w:r>
     </w:p>
     <w:p>
